--- a/docs/LectureTTS_사용설명서.docx
+++ b/docs/LectureTTS_사용설명서.docx
@@ -58,11 +58,12 @@
         <w:tblStyle w:val="TableGrid"/>
         <w:tblW w:type="auto" w:w="0"/>
         <w:jc w:val="center"/>
+        <w:tblLayout w:type="fixed"/>
         <w:tblLook w:firstColumn="1" w:firstRow="1" w:lastColumn="0" w:lastRow="0" w:noHBand="0" w:noVBand="1" w:val="04A0"/>
       </w:tblPr>
       <w:tblGrid>
-        <w:gridCol w:w="4706"/>
-        <w:gridCol w:w="4706"/>
+        <w:gridCol w:w="2268"/>
+        <w:gridCol w:w="6803"/>
       </w:tblGrid>
       <w:tr>
         <w:tc>
@@ -619,11 +620,12 @@
         <w:tblStyle w:val="TableGrid"/>
         <w:tblW w:type="auto" w:w="0"/>
         <w:jc w:val="center"/>
+        <w:tblLayout w:type="fixed"/>
         <w:tblLook w:firstColumn="1" w:firstRow="1" w:lastColumn="0" w:lastRow="0" w:noHBand="0" w:noVBand="1" w:val="04A0"/>
       </w:tblPr>
       <w:tblGrid>
-        <w:gridCol w:w="4706"/>
-        <w:gridCol w:w="4706"/>
+        <w:gridCol w:w="2268"/>
+        <w:gridCol w:w="7143"/>
       </w:tblGrid>
       <w:tr>
         <w:trPr>
@@ -880,12 +882,13 @@
         <w:tblStyle w:val="TableGrid"/>
         <w:tblW w:type="auto" w:w="0"/>
         <w:jc w:val="center"/>
+        <w:tblLayout w:type="fixed"/>
         <w:tblLook w:firstColumn="1" w:firstRow="1" w:lastColumn="0" w:lastRow="0" w:noHBand="0" w:noVBand="1" w:val="04A0"/>
       </w:tblPr>
       <w:tblGrid>
-        <w:gridCol w:w="3137"/>
-        <w:gridCol w:w="3137"/>
-        <w:gridCol w:w="3137"/>
+        <w:gridCol w:w="1474"/>
+        <w:gridCol w:w="1587"/>
+        <w:gridCol w:w="6350"/>
       </w:tblGrid>
       <w:tr>
         <w:trPr>
@@ -1053,7 +1056,7 @@
                 <w:rFonts w:ascii="Malgun Gothic" w:hAnsi="Malgun Gothic" w:eastAsia="Malgun Gothic" w:cs="Malgun Gothic"/>
                 <w:sz w:val="18"/>
               </w:rPr>
-              <w:t>열기 · 저장 · ▶ 전체 생성 · ⟳ 변경분만 생성 · ■ 중지 · 출력 폴더 열기</w:t>
+              <w:t>열기 · 저장 · ▶ 전체 생성 · 변경분만 생성 · ■ 중지 · 출력 폴더 열기</w:t>
             </w:r>
           </w:p>
         </w:tc>
@@ -1448,11 +1451,12 @@
         <w:tblStyle w:val="TableGrid"/>
         <w:tblW w:type="auto" w:w="0"/>
         <w:jc w:val="center"/>
+        <w:tblLayout w:type="fixed"/>
         <w:tblLook w:firstColumn="1" w:firstRow="1" w:lastColumn="0" w:lastRow="0" w:noHBand="0" w:noVBand="1" w:val="04A0"/>
       </w:tblPr>
       <w:tblGrid>
-        <w:gridCol w:w="4706"/>
-        <w:gridCol w:w="4706"/>
+        <w:gridCol w:w="2268"/>
+        <w:gridCol w:w="7143"/>
       </w:tblGrid>
       <w:tr>
         <w:trPr>
@@ -1920,7 +1924,7 @@
           <w:rFonts w:ascii="Malgun Gothic" w:hAnsi="Malgun Gothic" w:eastAsia="Malgun Gothic" w:cs="Malgun Gothic"/>
           <w:b/>
         </w:rPr>
-        <w:t>⟳ 변경분만 생성</w:t>
+        <w:t>변경분만 생성</w:t>
       </w:r>
       <w:r>
         <w:rPr>
@@ -2007,12 +2011,13 @@
         <w:tblStyle w:val="TableGrid"/>
         <w:tblW w:type="auto" w:w="0"/>
         <w:jc w:val="center"/>
+        <w:tblLayout w:type="fixed"/>
         <w:tblLook w:firstColumn="1" w:firstRow="1" w:lastColumn="0" w:lastRow="0" w:noHBand="0" w:noVBand="1" w:val="04A0"/>
       </w:tblPr>
       <w:tblGrid>
-        <w:gridCol w:w="3137"/>
-        <w:gridCol w:w="3137"/>
-        <w:gridCol w:w="3137"/>
+        <w:gridCol w:w="2948"/>
+        <w:gridCol w:w="3628"/>
+        <w:gridCol w:w="2835"/>
       </w:tblGrid>
       <w:tr>
         <w:trPr>
@@ -2878,12 +2883,13 @@
         <w:tblStyle w:val="TableGrid"/>
         <w:tblW w:type="auto" w:w="0"/>
         <w:jc w:val="center"/>
+        <w:tblLayout w:type="fixed"/>
         <w:tblLook w:firstColumn="1" w:firstRow="1" w:lastColumn="0" w:lastRow="0" w:noHBand="0" w:noVBand="1" w:val="04A0"/>
       </w:tblPr>
       <w:tblGrid>
-        <w:gridCol w:w="3137"/>
-        <w:gridCol w:w="3137"/>
-        <w:gridCol w:w="3137"/>
+        <w:gridCol w:w="1814"/>
+        <w:gridCol w:w="3175"/>
+        <w:gridCol w:w="4422"/>
       </w:tblGrid>
       <w:tr>
         <w:trPr>
@@ -3043,7 +3049,7 @@
                 <w:b/>
                 <w:sz w:val="18"/>
               </w:rPr>
-              <w:t>⟳ 변경분만 생성</w:t>
+              <w:t>변경분만 생성</w:t>
             </w:r>
           </w:p>
         </w:tc>
@@ -3202,7 +3208,7 @@
           <w:rFonts w:ascii="Malgun Gothic" w:hAnsi="Malgun Gothic" w:eastAsia="Malgun Gothic" w:cs="Malgun Gothic"/>
           <w:b/>
         </w:rPr>
-        <w:t>⟳ 변경분만 생성</w:t>
+        <w:t>변경분만 생성</w:t>
       </w:r>
       <w:r>
         <w:rPr>
@@ -3262,11 +3268,12 @@
         <w:tblStyle w:val="TableGrid"/>
         <w:tblW w:type="auto" w:w="0"/>
         <w:jc w:val="center"/>
+        <w:tblLayout w:type="fixed"/>
         <w:tblLook w:firstColumn="1" w:firstRow="1" w:lastColumn="0" w:lastRow="0" w:noHBand="0" w:noVBand="1" w:val="04A0"/>
       </w:tblPr>
       <w:tblGrid>
-        <w:gridCol w:w="4706"/>
-        <w:gridCol w:w="4706"/>
+        <w:gridCol w:w="2268"/>
+        <w:gridCol w:w="7143"/>
       </w:tblGrid>
       <w:tr>
         <w:trPr>
@@ -3581,11 +3588,12 @@
         <w:tblStyle w:val="TableGrid"/>
         <w:tblW w:type="auto" w:w="0"/>
         <w:jc w:val="center"/>
+        <w:tblLayout w:type="fixed"/>
         <w:tblLook w:firstColumn="1" w:firstRow="1" w:lastColumn="0" w:lastRow="0" w:noHBand="0" w:noVBand="1" w:val="04A0"/>
       </w:tblPr>
       <w:tblGrid>
-        <w:gridCol w:w="4706"/>
-        <w:gridCol w:w="4706"/>
+        <w:gridCol w:w="1701"/>
+        <w:gridCol w:w="7710"/>
       </w:tblGrid>
       <w:tr>
         <w:trPr>
@@ -4043,12 +4051,13 @@
         <w:tblStyle w:val="TableGrid"/>
         <w:tblW w:type="auto" w:w="0"/>
         <w:jc w:val="center"/>
+        <w:tblLayout w:type="fixed"/>
         <w:tblLook w:firstColumn="1" w:firstRow="1" w:lastColumn="0" w:lastRow="0" w:noHBand="0" w:noVBand="1" w:val="04A0"/>
       </w:tblPr>
       <w:tblGrid>
-        <w:gridCol w:w="3137"/>
-        <w:gridCol w:w="3137"/>
-        <w:gridCol w:w="3137"/>
+        <w:gridCol w:w="2268"/>
+        <w:gridCol w:w="2268"/>
+        <w:gridCol w:w="4876"/>
       </w:tblGrid>
       <w:tr>
         <w:trPr>
@@ -4285,11 +4294,12 @@
         <w:tblStyle w:val="TableGrid"/>
         <w:tblW w:type="auto" w:w="0"/>
         <w:jc w:val="center"/>
+        <w:tblLayout w:type="fixed"/>
         <w:tblLook w:firstColumn="1" w:firstRow="1" w:lastColumn="0" w:lastRow="0" w:noHBand="0" w:noVBand="1" w:val="04A0"/>
       </w:tblPr>
       <w:tblGrid>
-        <w:gridCol w:w="4706"/>
-        <w:gridCol w:w="4706"/>
+        <w:gridCol w:w="1928"/>
+        <w:gridCol w:w="7483"/>
       </w:tblGrid>
       <w:tr>
         <w:trPr>
@@ -4990,11 +5000,12 @@
         <w:tblStyle w:val="TableGrid"/>
         <w:tblW w:type="auto" w:w="0"/>
         <w:jc w:val="center"/>
+        <w:tblLayout w:type="fixed"/>
         <w:tblLook w:firstColumn="1" w:firstRow="1" w:lastColumn="0" w:lastRow="0" w:noHBand="0" w:noVBand="1" w:val="04A0"/>
       </w:tblPr>
       <w:tblGrid>
-        <w:gridCol w:w="4706"/>
-        <w:gridCol w:w="4706"/>
+        <w:gridCol w:w="4649"/>
+        <w:gridCol w:w="4762"/>
       </w:tblGrid>
       <w:tr>
         <w:trPr>
@@ -5699,7 +5710,7 @@
           <w:rFonts w:ascii="Malgun Gothic" w:hAnsi="Malgun Gothic" w:eastAsia="Malgun Gothic" w:cs="Malgun Gothic"/>
           <w:b/>
         </w:rPr>
-        <w:t>⟳ 변경분만 생성</w:t>
+        <w:t>변경분만 생성</w:t>
       </w:r>
       <w:r>
         <w:rPr>
@@ -5751,7 +5762,7 @@
           <w:rFonts w:ascii="Malgun Gothic" w:hAnsi="Malgun Gothic" w:eastAsia="Malgun Gothic" w:cs="Malgun Gothic"/>
           <w:b/>
         </w:rPr>
-        <w:t>⟳ 변경분만 생성</w:t>
+        <w:t>변경분만 생성</w:t>
       </w:r>
       <w:r>
         <w:rPr>
@@ -6109,11 +6120,12 @@
         <w:tblStyle w:val="TableGrid"/>
         <w:tblW w:type="auto" w:w="0"/>
         <w:jc w:val="center"/>
+        <w:tblLayout w:type="fixed"/>
         <w:tblLook w:firstColumn="1" w:firstRow="1" w:lastColumn="0" w:lastRow="0" w:noHBand="0" w:noVBand="1" w:val="04A0"/>
       </w:tblPr>
       <w:tblGrid>
-        <w:gridCol w:w="4706"/>
-        <w:gridCol w:w="4706"/>
+        <w:gridCol w:w="2041"/>
+        <w:gridCol w:w="7370"/>
       </w:tblGrid>
       <w:tr>
         <w:trPr>

--- a/docs/LectureTTS_사용설명서.docx
+++ b/docs/LectureTTS_사용설명서.docx
@@ -97,7 +97,7 @@
                 <w:rFonts w:ascii="Malgun Gothic" w:hAnsi="Malgun Gothic" w:eastAsia="Malgun Gothic" w:cs="Malgun Gothic"/>
                 <w:sz w:val="18"/>
               </w:rPr>
-              <w:t>Lecture TTS 0.1.0 (Windows 10/11 64비트)</w:t>
+              <w:t>Lecture TTS 0.1.1 (Windows 10/11 64비트)</w:t>
             </w:r>
           </w:p>
         </w:tc>
@@ -134,7 +134,44 @@
                 <w:rFonts w:ascii="Malgun Gothic" w:hAnsi="Malgun Gothic" w:eastAsia="Malgun Gothic" w:cs="Malgun Gothic"/>
                 <w:sz w:val="18"/>
               </w:rPr>
-              <w:t>1.0</w:t>
+              <w:t>1.1</w:t>
+            </w:r>
+          </w:p>
+        </w:tc>
+      </w:tr>
+      <w:tr>
+        <w:tc>
+          <w:tcPr>
+            <w:tcW w:type="dxa" w:w="2268"/>
+            <w:shd w:val="clear" w:color="auto" w:fill="EEF2F7"/>
+          </w:tcPr>
+          <w:p>
+            <w:pPr>
+              <w:spacing w:after="20" w:line="276" w:lineRule="auto"/>
+            </w:pPr>
+            <w:r>
+              <w:rPr>
+                <w:rFonts w:ascii="Malgun Gothic" w:hAnsi="Malgun Gothic" w:eastAsia="Malgun Gothic" w:cs="Malgun Gothic"/>
+                <w:sz w:val="18"/>
+              </w:rPr>
+              <w:t>개정 내용</w:t>
+            </w:r>
+          </w:p>
+        </w:tc>
+        <w:tc>
+          <w:tcPr>
+            <w:tcW w:type="dxa" w:w="6803"/>
+          </w:tcPr>
+          <w:p>
+            <w:pPr>
+              <w:spacing w:after="20" w:line="276" w:lineRule="auto"/>
+            </w:pPr>
+            <w:r>
+              <w:rPr>
+                <w:rFonts w:ascii="Malgun Gothic" w:hAnsi="Malgun Gothic" w:eastAsia="Malgun Gothic" w:cs="Malgun Gothic"/>
+                <w:sz w:val="18"/>
+              </w:rPr>
+              <w:t>1.1 (앱 0.1.1): 시작 점검 진행 창, 진행 상황 상자(오른쪽 설정 아래), 설치 동의 화면(License.txt)</w:t>
             </w:r>
           </w:p>
         </w:tc>
@@ -785,6 +822,85 @@
       <w:r>
         <w:rPr>
           <w:rFonts w:ascii="Malgun Gothic" w:hAnsi="Malgun Gothic" w:eastAsia="Malgun Gothic" w:cs="Malgun Gothic"/>
+        </w:rPr>
+        <w:t xml:space="preserve">프로그램을 켜면 </w:t>
+      </w:r>
+      <w:r>
+        <w:rPr>
+          <w:rFonts w:ascii="Malgun Gothic" w:hAnsi="Malgun Gothic" w:eastAsia="Malgun Gothic" w:cs="Malgun Gothic"/>
+          <w:b/>
+        </w:rPr>
+        <w:t>프로그램 준비 상태 확인</w:t>
+      </w:r>
+      <w:r>
+        <w:rPr>
+          <w:rFonts w:ascii="Malgun Gothic" w:hAnsi="Malgun Gothic" w:eastAsia="Malgun Gothic" w:cs="Malgun Gothic"/>
+        </w:rPr>
+        <w:t xml:space="preserve"> 창이 뜨고 ffmpeg → espeak-ng → Kokoro 엔진 → 모델 → GPU를 차례로 확인합니다. 단계와 경과 시간이 표시되므로 기다리면 됩니다. 처음 실행할 때는 엔진을 불러오느라 30초~1분 걸릴 수 있고, 문제가 없으면 창이 저절로 닫힙니다.</w:t>
+      </w:r>
+    </w:p>
+    <w:p>
+      <w:pPr>
+        <w:jc w:val="center"/>
+      </w:pPr>
+      <w:r>
+        <w:drawing>
+          <wp:inline xmlns:a="http://schemas.openxmlformats.org/drawingml/2006/main" xmlns:pic="http://schemas.openxmlformats.org/drawingml/2006/picture">
+            <wp:extent cx="3960000" cy="2093143"/>
+            <wp:docPr id="1" name="Picture 1"/>
+            <wp:cNvGraphicFramePr>
+              <a:graphicFrameLocks noChangeAspect="1"/>
+            </wp:cNvGraphicFramePr>
+            <a:graphic>
+              <a:graphicData uri="http://schemas.openxmlformats.org/drawingml/2006/picture">
+                <pic:pic>
+                  <pic:nvPicPr>
+                    <pic:cNvPr id="0" name="startup_check.png"/>
+                    <pic:cNvPicPr/>
+                  </pic:nvPicPr>
+                  <pic:blipFill>
+                    <a:blip r:embed="rId11"/>
+                    <a:stretch>
+                      <a:fillRect/>
+                    </a:stretch>
+                  </pic:blipFill>
+                  <pic:spPr>
+                    <a:xfrm>
+                      <a:off x="0" y="0"/>
+                      <a:ext cx="3960000" cy="2093143"/>
+                    </a:xfrm>
+                    <a:prstGeom prst="rect"/>
+                  </pic:spPr>
+                </pic:pic>
+              </a:graphicData>
+            </a:graphic>
+          </wp:inline>
+        </w:drawing>
+      </w:r>
+    </w:p>
+    <w:p>
+      <w:pPr>
+        <w:jc w:val="center"/>
+      </w:pPr>
+      <w:r>
+        <w:rPr>
+          <w:rFonts w:ascii="Malgun Gothic" w:hAnsi="Malgun Gothic" w:eastAsia="Malgun Gothic" w:cs="Malgun Gothic"/>
+          <w:color w:val="595959"/>
+          <w:sz w:val="18"/>
+        </w:rPr>
+        <w:t>그림 1. 프로그램 준비 상태 확인 창</w:t>
+      </w:r>
+    </w:p>
+    <w:p>
+      <w:r>
+        <w:rPr>
+          <w:rFonts w:ascii="Malgun Gothic" w:hAnsi="Malgun Gothic" w:eastAsia="Malgun Gothic" w:cs="Malgun Gothic"/>
+        </w:rPr>
+        <w:t xml:space="preserve">음성 모델이 없으면 창이 </w:t>
+      </w:r>
+      <w:r>
+        <w:rPr>
+          <w:rFonts w:ascii="Malgun Gothic" w:hAnsi="Malgun Gothic" w:eastAsia="Malgun Gothic" w:cs="Malgun Gothic"/>
           <w:b/>
         </w:rPr>
         <w:t>초기 설정</w:t>
@@ -793,7 +909,7 @@
         <w:rPr>
           <w:rFonts w:ascii="Malgun Gothic" w:hAnsi="Malgun Gothic" w:eastAsia="Malgun Gothic" w:cs="Malgun Gothic"/>
         </w:rPr>
-        <w:t xml:space="preserve"> 창이 열리면 </w:t>
+        <w:t xml:space="preserve"> 창으로 바뀝니다. </w:t>
       </w:r>
       <w:r>
         <w:rPr>
@@ -832,8 +948,8 @@
       <w:r>
         <w:drawing>
           <wp:inline xmlns:a="http://schemas.openxmlformats.org/drawingml/2006/main" xmlns:pic="http://schemas.openxmlformats.org/drawingml/2006/picture">
-            <wp:extent cx="5940000" cy="3648857"/>
-            <wp:docPr id="1" name="Picture 1"/>
+            <wp:extent cx="5940000" cy="3805312"/>
+            <wp:docPr id="2" name="Picture 2"/>
             <wp:cNvGraphicFramePr>
               <a:graphicFrameLocks noChangeAspect="1"/>
             </wp:cNvGraphicFramePr>
@@ -845,7 +961,7 @@
                     <pic:cNvPicPr/>
                   </pic:nvPicPr>
                   <pic:blipFill>
-                    <a:blip r:embed="rId11"/>
+                    <a:blip r:embed="rId12"/>
                     <a:stretch>
                       <a:fillRect/>
                     </a:stretch>
@@ -853,7 +969,7 @@
                   <pic:spPr>
                     <a:xfrm>
                       <a:off x="0" y="0"/>
-                      <a:ext cx="5940000" cy="3648857"/>
+                      <a:ext cx="5940000" cy="3805312"/>
                     </a:xfrm>
                     <a:prstGeom prst="rect"/>
                   </pic:spPr>
@@ -874,7 +990,7 @@
           <w:color w:val="595959"/>
           <w:sz w:val="18"/>
         </w:rPr>
-        <w:t>그림 1. Lecture TTS 주 화면</w:t>
+        <w:t>그림 2. Lecture TTS 주 화면 (음성 생성 중)</w:t>
       </w:r>
     </w:p>
     <w:tbl>
@@ -1272,6 +1388,59 @@
                 <w:rFonts w:ascii="Malgun Gothic" w:hAnsi="Malgun Gothic" w:eastAsia="Malgun Gothic" w:cs="Malgun Gothic"/>
                 <w:sz w:val="18"/>
               </w:rPr>
+              <w:t>오른쪽 아래</w:t>
+            </w:r>
+          </w:p>
+        </w:tc>
+        <w:tc>
+          <w:tcPr>
+            <w:tcW w:type="dxa" w:w="1587"/>
+          </w:tcPr>
+          <w:p>
+            <w:pPr>
+              <w:spacing w:after="20" w:line="276" w:lineRule="auto"/>
+            </w:pPr>
+            <w:r>
+              <w:rPr>
+                <w:rFonts w:ascii="Malgun Gothic" w:hAnsi="Malgun Gothic" w:eastAsia="Malgun Gothic" w:cs="Malgun Gothic"/>
+                <w:sz w:val="18"/>
+              </w:rPr>
+              <w:t>진행 상황</w:t>
+            </w:r>
+          </w:p>
+        </w:tc>
+        <w:tc>
+          <w:tcPr>
+            <w:tcW w:type="dxa" w:w="6350"/>
+          </w:tcPr>
+          <w:p>
+            <w:pPr>
+              <w:spacing w:after="20" w:line="276" w:lineRule="auto"/>
+            </w:pPr>
+            <w:r>
+              <w:rPr>
+                <w:rFonts w:ascii="Malgun Gothic" w:hAnsi="Malgun Gothic" w:eastAsia="Malgun Gothic" w:cs="Malgun Gothic"/>
+                <w:sz w:val="18"/>
+              </w:rPr>
+              <w:t>생성 단계 · 진행률 · 현재 섹션 · 경과/남은 시간 · 엔진 상태 (3.2절)</w:t>
+            </w:r>
+          </w:p>
+        </w:tc>
+      </w:tr>
+      <w:tr>
+        <w:tc>
+          <w:tcPr>
+            <w:tcW w:type="dxa" w:w="1474"/>
+          </w:tcPr>
+          <w:p>
+            <w:pPr>
+              <w:spacing w:after="20" w:line="276" w:lineRule="auto"/>
+            </w:pPr>
+            <w:r>
+              <w:rPr>
+                <w:rFonts w:ascii="Malgun Gothic" w:hAnsi="Malgun Gothic" w:eastAsia="Malgun Gothic" w:cs="Malgun Gothic"/>
+                <w:sz w:val="18"/>
+              </w:rPr>
               <w:t>아래</w:t>
             </w:r>
           </w:p>
@@ -1325,7 +1494,7 @@
                 <w:rFonts w:ascii="Malgun Gothic" w:hAnsi="Malgun Gothic" w:eastAsia="Malgun Gothic" w:cs="Malgun Gothic"/>
                 <w:sz w:val="18"/>
               </w:rPr>
-              <w:t>맨 아래</w:t>
+              <w:t>플레이어 아래</w:t>
             </w:r>
           </w:p>
         </w:tc>
@@ -1342,7 +1511,7 @@
                 <w:rFonts w:ascii="Malgun Gothic" w:hAnsi="Malgun Gothic" w:eastAsia="Malgun Gothic" w:cs="Malgun Gothic"/>
                 <w:sz w:val="18"/>
               </w:rPr>
-              <w:t>상태 줄 · 로그</w:t>
+              <w:t>로그</w:t>
             </w:r>
           </w:p>
         </w:tc>
@@ -1354,13 +1523,6 @@
             <w:pPr>
               <w:spacing w:after="20" w:line="276" w:lineRule="auto"/>
             </w:pPr>
-            <w:r>
-              <w:rPr>
-                <w:rFonts w:ascii="Malgun Gothic" w:hAnsi="Malgun Gothic" w:eastAsia="Malgun Gothic" w:cs="Malgun Gothic"/>
-                <w:sz w:val="18"/>
-              </w:rPr>
-              <w:t xml:space="preserve">진행 상황과 남은 시간. </w:t>
-            </w:r>
             <w:r>
               <w:rPr>
                 <w:rFonts w:ascii="Malgun Gothic" w:hAnsi="Malgun Gothic" w:eastAsia="Malgun Gothic" w:cs="Malgun Gothic"/>
@@ -1655,6 +1817,473 @@
     </w:p>
     <w:p>
       <w:pPr>
+        <w:pStyle w:val="Heading2"/>
+      </w:pPr>
+      <w:r>
+        <w:t>3.2 진행 상황 상자</w:t>
+      </w:r>
+    </w:p>
+    <w:p>
+      <w:r>
+        <w:rPr>
+          <w:rFonts w:ascii="Malgun Gothic" w:hAnsi="Malgun Gothic" w:eastAsia="Malgun Gothic" w:cs="Malgun Gothic"/>
+        </w:rPr>
+        <w:t>오른쪽 설정 패널 아래에 있습니다. 생성하는 동안 파란 테두리로 강조되고 1초마다 갱신됩니다.</w:t>
+      </w:r>
+    </w:p>
+    <w:tbl>
+      <w:tblPr>
+        <w:tblStyle w:val="TableGrid"/>
+        <w:tblW w:type="auto" w:w="0"/>
+        <w:jc w:val="center"/>
+        <w:tblLayout w:type="fixed"/>
+        <w:tblLook w:firstColumn="1" w:firstRow="1" w:lastColumn="0" w:lastRow="0" w:noHBand="0" w:noVBand="1" w:val="04A0"/>
+      </w:tblPr>
+      <w:tblGrid>
+        <w:gridCol w:w="1474"/>
+        <w:gridCol w:w="2835"/>
+        <w:gridCol w:w="5102"/>
+      </w:tblGrid>
+      <w:tr>
+        <w:trPr>
+          <w:tblHeader w:val="true"/>
+        </w:trPr>
+        <w:tc>
+          <w:tcPr>
+            <w:tcW w:type="dxa" w:w="1474"/>
+            <w:shd w:val="clear" w:color="auto" w:fill="1F3A5F"/>
+          </w:tcPr>
+          <w:p>
+            <w:pPr>
+              <w:spacing w:after="20" w:line="276" w:lineRule="auto"/>
+            </w:pPr>
+            <w:r>
+              <w:rPr>
+                <w:rFonts w:ascii="Malgun Gothic" w:hAnsi="Malgun Gothic" w:eastAsia="Malgun Gothic" w:cs="Malgun Gothic"/>
+                <w:b/>
+                <w:color w:val="FFFFFF"/>
+                <w:sz w:val="18"/>
+              </w:rPr>
+              <w:t>줄</w:t>
+            </w:r>
+          </w:p>
+        </w:tc>
+        <w:tc>
+          <w:tcPr>
+            <w:tcW w:type="dxa" w:w="2835"/>
+            <w:shd w:val="clear" w:color="auto" w:fill="1F3A5F"/>
+          </w:tcPr>
+          <w:p>
+            <w:pPr>
+              <w:spacing w:after="20" w:line="276" w:lineRule="auto"/>
+            </w:pPr>
+            <w:r>
+              <w:rPr>
+                <w:rFonts w:ascii="Malgun Gothic" w:hAnsi="Malgun Gothic" w:eastAsia="Malgun Gothic" w:cs="Malgun Gothic"/>
+                <w:b/>
+                <w:color w:val="FFFFFF"/>
+                <w:sz w:val="18"/>
+              </w:rPr>
+              <w:t>내용</w:t>
+            </w:r>
+          </w:p>
+        </w:tc>
+        <w:tc>
+          <w:tcPr>
+            <w:tcW w:type="dxa" w:w="5102"/>
+            <w:shd w:val="clear" w:color="auto" w:fill="1F3A5F"/>
+          </w:tcPr>
+          <w:p>
+            <w:pPr>
+              <w:spacing w:after="20" w:line="276" w:lineRule="auto"/>
+            </w:pPr>
+            <w:r>
+              <w:rPr>
+                <w:rFonts w:ascii="Malgun Gothic" w:hAnsi="Malgun Gothic" w:eastAsia="Malgun Gothic" w:cs="Malgun Gothic"/>
+                <w:b/>
+                <w:color w:val="FFFFFF"/>
+                <w:sz w:val="18"/>
+              </w:rPr>
+              <w:t>예</w:t>
+            </w:r>
+          </w:p>
+        </w:tc>
+      </w:tr>
+      <w:tr>
+        <w:tc>
+          <w:tcPr>
+            <w:tcW w:type="dxa" w:w="1474"/>
+          </w:tcPr>
+          <w:p>
+            <w:pPr>
+              <w:spacing w:after="20" w:line="276" w:lineRule="auto"/>
+            </w:pPr>
+            <w:r>
+              <w:rPr>
+                <w:rFonts w:ascii="Malgun Gothic" w:hAnsi="Malgun Gothic" w:eastAsia="Malgun Gothic" w:cs="Malgun Gothic"/>
+                <w:sz w:val="18"/>
+              </w:rPr>
+              <w:t>단계</w:t>
+            </w:r>
+          </w:p>
+        </w:tc>
+        <w:tc>
+          <w:tcPr>
+            <w:tcW w:type="dxa" w:w="2835"/>
+          </w:tcPr>
+          <w:p>
+            <w:pPr>
+              <w:spacing w:after="20" w:line="276" w:lineRule="auto"/>
+            </w:pPr>
+            <w:r>
+              <w:rPr>
+                <w:rFonts w:ascii="Malgun Gothic" w:hAnsi="Malgun Gothic" w:eastAsia="Malgun Gothic" w:cs="Malgun Gothic"/>
+                <w:sz w:val="18"/>
+              </w:rPr>
+              <w:t>지금 하는 일과 진행률</w:t>
+            </w:r>
+          </w:p>
+        </w:tc>
+        <w:tc>
+          <w:tcPr>
+            <w:tcW w:type="dxa" w:w="5102"/>
+          </w:tcPr>
+          <w:p>
+            <w:pPr>
+              <w:spacing w:after="20" w:line="276" w:lineRule="auto"/>
+            </w:pPr>
+            <w:r>
+              <w:rPr>
+                <w:rFonts w:ascii="Malgun Gothic" w:hAnsi="Malgun Gothic" w:eastAsia="Malgun Gothic" w:cs="Malgun Gothic"/>
+                <w:sz w:val="18"/>
+              </w:rPr>
+              <w:t>준비 중 → Kokoro 음성 모델 불러오는 중 → 음성 생성 중 — 50% → ✓ 완료</w:t>
+            </w:r>
+          </w:p>
+        </w:tc>
+      </w:tr>
+      <w:tr>
+        <w:tc>
+          <w:tcPr>
+            <w:tcW w:type="dxa" w:w="1474"/>
+          </w:tcPr>
+          <w:p>
+            <w:pPr>
+              <w:spacing w:after="20" w:line="276" w:lineRule="auto"/>
+            </w:pPr>
+            <w:r>
+              <w:rPr>
+                <w:rFonts w:ascii="Malgun Gothic" w:hAnsi="Malgun Gothic" w:eastAsia="Malgun Gothic" w:cs="Malgun Gothic"/>
+                <w:sz w:val="18"/>
+              </w:rPr>
+              <w:t>진행 막대</w:t>
+            </w:r>
+          </w:p>
+        </w:tc>
+        <w:tc>
+          <w:tcPr>
+            <w:tcW w:type="dxa" w:w="2835"/>
+          </w:tcPr>
+          <w:p>
+            <w:pPr>
+              <w:spacing w:after="20" w:line="276" w:lineRule="auto"/>
+            </w:pPr>
+            <w:r>
+              <w:rPr>
+                <w:rFonts w:ascii="Malgun Gothic" w:hAnsi="Malgun Gothic" w:eastAsia="Malgun Gothic" w:cs="Malgun Gothic"/>
+                <w:sz w:val="18"/>
+              </w:rPr>
+              <w:t>합성한 청크 비율</w:t>
+            </w:r>
+          </w:p>
+        </w:tc>
+        <w:tc>
+          <w:tcPr>
+            <w:tcW w:type="dxa" w:w="5102"/>
+          </w:tcPr>
+          <w:p>
+            <w:pPr>
+              <w:spacing w:after="20" w:line="276" w:lineRule="auto"/>
+            </w:pPr>
+            <w:r>
+              <w:rPr>
+                <w:rFonts w:ascii="Malgun Gothic" w:hAnsi="Malgun Gothic" w:eastAsia="Malgun Gothic" w:cs="Malgun Gothic"/>
+                <w:sz w:val="18"/>
+              </w:rPr>
+              <w:t>50%</w:t>
+            </w:r>
+          </w:p>
+        </w:tc>
+      </w:tr>
+      <w:tr>
+        <w:tc>
+          <w:tcPr>
+            <w:tcW w:type="dxa" w:w="1474"/>
+          </w:tcPr>
+          <w:p>
+            <w:pPr>
+              <w:spacing w:after="20" w:line="276" w:lineRule="auto"/>
+            </w:pPr>
+            <w:r>
+              <w:rPr>
+                <w:rFonts w:ascii="Malgun Gothic" w:hAnsi="Malgun Gothic" w:eastAsia="Malgun Gothic" w:cs="Malgun Gothic"/>
+                <w:sz w:val="18"/>
+              </w:rPr>
+              <w:t>현재</w:t>
+            </w:r>
+          </w:p>
+        </w:tc>
+        <w:tc>
+          <w:tcPr>
+            <w:tcW w:type="dxa" w:w="2835"/>
+          </w:tcPr>
+          <w:p>
+            <w:pPr>
+              <w:spacing w:after="20" w:line="276" w:lineRule="auto"/>
+            </w:pPr>
+            <w:r>
+              <w:rPr>
+                <w:rFonts w:ascii="Malgun Gothic" w:hAnsi="Malgun Gothic" w:eastAsia="Malgun Gothic" w:cs="Malgun Gothic"/>
+                <w:sz w:val="18"/>
+              </w:rPr>
+              <w:t>지금 만드는 섹션</w:t>
+            </w:r>
+          </w:p>
+        </w:tc>
+        <w:tc>
+          <w:tcPr>
+            <w:tcW w:type="dxa" w:w="5102"/>
+          </w:tcPr>
+          <w:p>
+            <w:pPr>
+              <w:spacing w:after="20" w:line="276" w:lineRule="auto"/>
+            </w:pPr>
+            <w:r>
+              <w:rPr>
+                <w:rFonts w:ascii="Malgun Gothic" w:hAnsi="Malgun Gothic" w:eastAsia="Malgun Gothic" w:cs="Malgun Gothic"/>
+                <w:sz w:val="18"/>
+              </w:rPr>
+              <w:t>현재: 2 What is a Perceptron?</w:t>
+            </w:r>
+          </w:p>
+        </w:tc>
+      </w:tr>
+      <w:tr>
+        <w:tc>
+          <w:tcPr>
+            <w:tcW w:type="dxa" w:w="1474"/>
+          </w:tcPr>
+          <w:p>
+            <w:pPr>
+              <w:spacing w:after="20" w:line="276" w:lineRule="auto"/>
+            </w:pPr>
+            <w:r>
+              <w:rPr>
+                <w:rFonts w:ascii="Malgun Gothic" w:hAnsi="Malgun Gothic" w:eastAsia="Malgun Gothic" w:cs="Malgun Gothic"/>
+                <w:sz w:val="18"/>
+              </w:rPr>
+              <w:t>개수</w:t>
+            </w:r>
+          </w:p>
+        </w:tc>
+        <w:tc>
+          <w:tcPr>
+            <w:tcW w:type="dxa" w:w="2835"/>
+          </w:tcPr>
+          <w:p>
+            <w:pPr>
+              <w:spacing w:after="20" w:line="276" w:lineRule="auto"/>
+            </w:pPr>
+            <w:r>
+              <w:rPr>
+                <w:rFonts w:ascii="Malgun Gothic" w:hAnsi="Malgun Gothic" w:eastAsia="Malgun Gothic" w:cs="Malgun Gothic"/>
+                <w:sz w:val="18"/>
+              </w:rPr>
+              <w:t>끝난 섹션·청크 수</w:t>
+            </w:r>
+          </w:p>
+        </w:tc>
+        <w:tc>
+          <w:tcPr>
+            <w:tcW w:type="dxa" w:w="5102"/>
+          </w:tcPr>
+          <w:p>
+            <w:pPr>
+              <w:spacing w:after="20" w:line="276" w:lineRule="auto"/>
+            </w:pPr>
+            <w:r>
+              <w:rPr>
+                <w:rFonts w:ascii="Malgun Gothic" w:hAnsi="Malgun Gothic" w:eastAsia="Malgun Gothic" w:cs="Malgun Gothic"/>
+                <w:sz w:val="18"/>
+              </w:rPr>
+              <w:t>섹션 2/3 · 청크 4/8</w:t>
+            </w:r>
+          </w:p>
+        </w:tc>
+      </w:tr>
+      <w:tr>
+        <w:tc>
+          <w:tcPr>
+            <w:tcW w:type="dxa" w:w="1474"/>
+          </w:tcPr>
+          <w:p>
+            <w:pPr>
+              <w:spacing w:after="20" w:line="276" w:lineRule="auto"/>
+            </w:pPr>
+            <w:r>
+              <w:rPr>
+                <w:rFonts w:ascii="Malgun Gothic" w:hAnsi="Malgun Gothic" w:eastAsia="Malgun Gothic" w:cs="Malgun Gothic"/>
+                <w:sz w:val="18"/>
+              </w:rPr>
+              <w:t>시간</w:t>
+            </w:r>
+          </w:p>
+        </w:tc>
+        <w:tc>
+          <w:tcPr>
+            <w:tcW w:type="dxa" w:w="2835"/>
+          </w:tcPr>
+          <w:p>
+            <w:pPr>
+              <w:spacing w:after="20" w:line="276" w:lineRule="auto"/>
+            </w:pPr>
+            <w:r>
+              <w:rPr>
+                <w:rFonts w:ascii="Malgun Gothic" w:hAnsi="Malgun Gothic" w:eastAsia="Malgun Gothic" w:cs="Malgun Gothic"/>
+                <w:sz w:val="18"/>
+              </w:rPr>
+              <w:t>경과 시간과 남은 시간(예상)</w:t>
+            </w:r>
+          </w:p>
+        </w:tc>
+        <w:tc>
+          <w:tcPr>
+            <w:tcW w:type="dxa" w:w="5102"/>
+          </w:tcPr>
+          <w:p>
+            <w:pPr>
+              <w:spacing w:after="20" w:line="276" w:lineRule="auto"/>
+            </w:pPr>
+            <w:r>
+              <w:rPr>
+                <w:rFonts w:ascii="Malgun Gothic" w:hAnsi="Malgun Gothic" w:eastAsia="Malgun Gothic" w:cs="Malgun Gothic"/>
+                <w:sz w:val="18"/>
+              </w:rPr>
+              <w:t>경과 5초 · 남은 시간 약 8초</w:t>
+            </w:r>
+          </w:p>
+        </w:tc>
+      </w:tr>
+      <w:tr>
+        <w:tc>
+          <w:tcPr>
+            <w:tcW w:type="dxa" w:w="1474"/>
+          </w:tcPr>
+          <w:p>
+            <w:pPr>
+              <w:spacing w:after="20" w:line="276" w:lineRule="auto"/>
+            </w:pPr>
+            <w:r>
+              <w:rPr>
+                <w:rFonts w:ascii="Malgun Gothic" w:hAnsi="Malgun Gothic" w:eastAsia="Malgun Gothic" w:cs="Malgun Gothic"/>
+                <w:sz w:val="18"/>
+              </w:rPr>
+              <w:t>엔진</w:t>
+            </w:r>
+          </w:p>
+        </w:tc>
+        <w:tc>
+          <w:tcPr>
+            <w:tcW w:type="dxa" w:w="2835"/>
+          </w:tcPr>
+          <w:p>
+            <w:pPr>
+              <w:spacing w:after="20" w:line="276" w:lineRule="auto"/>
+            </w:pPr>
+            <w:r>
+              <w:rPr>
+                <w:rFonts w:ascii="Malgun Gothic" w:hAnsi="Malgun Gothic" w:eastAsia="Malgun Gothic" w:cs="Malgun Gothic"/>
+                <w:sz w:val="18"/>
+              </w:rPr>
+              <w:t>음성 엔진 상태</w:t>
+            </w:r>
+          </w:p>
+        </w:tc>
+        <w:tc>
+          <w:tcPr>
+            <w:tcW w:type="dxa" w:w="5102"/>
+          </w:tcPr>
+          <w:p>
+            <w:pPr>
+              <w:spacing w:after="20" w:line="276" w:lineRule="auto"/>
+            </w:pPr>
+            <w:r>
+              <w:rPr>
+                <w:rFonts w:ascii="Malgun Gothic" w:hAnsi="Malgun Gothic" w:eastAsia="Malgun Gothic" w:cs="Malgun Gothic"/>
+                <w:sz w:val="18"/>
+              </w:rPr>
+              <w:t>엔진: kokoro 준비됨</w:t>
+            </w:r>
+          </w:p>
+        </w:tc>
+      </w:tr>
+    </w:tbl>
+    <w:p>
+      <w:pPr>
+        <w:spacing w:after="0"/>
+      </w:pPr>
+    </w:p>
+    <w:p>
+      <w:pPr>
+        <w:pStyle w:val="ListBullet"/>
+        <w:spacing w:after="40"/>
+      </w:pPr>
+      <w:r>
+        <w:rPr>
+          <w:rFonts w:ascii="Malgun Gothic" w:hAnsi="Malgun Gothic" w:eastAsia="Malgun Gothic" w:cs="Malgun Gothic"/>
+        </w:rPr>
+        <w:t xml:space="preserve">처음 생성할 때는 음성 모델을 불러오느라 </w:t>
+      </w:r>
+      <w:r>
+        <w:rPr>
+          <w:rFonts w:ascii="Malgun Gothic" w:hAnsi="Malgun Gothic" w:eastAsia="Malgun Gothic" w:cs="Malgun Gothic"/>
+          <w:b/>
+        </w:rPr>
+        <w:t>불러오는 중</w:t>
+      </w:r>
+      <w:r>
+        <w:rPr>
+          <w:rFonts w:ascii="Malgun Gothic" w:hAnsi="Malgun Gothic" w:eastAsia="Malgun Gothic" w:cs="Malgun Gothic"/>
+        </w:rPr>
+        <w:t xml:space="preserve"> 단계가 30초~1분 걸릴 수 있습니다. 그다음부터는 바로 시작합니다.</w:t>
+      </w:r>
+    </w:p>
+    <w:p>
+      <w:pPr>
+        <w:pStyle w:val="ListBullet"/>
+        <w:spacing w:after="40"/>
+      </w:pPr>
+      <w:r>
+        <w:rPr>
+          <w:rFonts w:ascii="Malgun Gothic" w:hAnsi="Malgun Gothic" w:eastAsia="Malgun Gothic" w:cs="Malgun Gothic"/>
+        </w:rPr>
+        <w:t>끝나면 걸린 시간, 새로 합성한 문장 수, 캐시에서 다시 쓴 문장 수, 오디오 길이를 보여 줍니다.</w:t>
+      </w:r>
+    </w:p>
+    <w:p>
+      <w:pPr>
+        <w:pStyle w:val="ListBullet"/>
+        <w:spacing w:after="40"/>
+      </w:pPr>
+      <w:r>
+        <w:rPr>
+          <w:rFonts w:ascii="Malgun Gothic" w:hAnsi="Malgun Gothic" w:eastAsia="Malgun Gothic" w:cs="Malgun Gothic"/>
+        </w:rPr>
+        <w:t>생성하지 않을 때는 "대기 중"으로 표시되고, 프로그램을 켤 때는 준비 상태 확인 단계를 보여 줍니다.</w:t>
+      </w:r>
+    </w:p>
+    <w:p>
+      <w:pPr>
         <w:pStyle w:val="Heading1"/>
       </w:pPr>
       <w:r>
@@ -1851,7 +2480,20 @@
         <w:rPr>
           <w:rFonts w:ascii="Malgun Gothic" w:hAnsi="Malgun Gothic" w:eastAsia="Malgun Gothic" w:cs="Malgun Gothic"/>
         </w:rPr>
-        <w:t>을 누릅니다. 상태 줄에 진행률과 남은 시간이 표시됩니다.</w:t>
+        <w:t xml:space="preserve">을 누릅니다. 오른쪽 </w:t>
+      </w:r>
+      <w:r>
+        <w:rPr>
+          <w:rFonts w:ascii="Malgun Gothic" w:hAnsi="Malgun Gothic" w:eastAsia="Malgun Gothic" w:cs="Malgun Gothic"/>
+          <w:b/>
+        </w:rPr>
+        <w:t>진행 상황</w:t>
+      </w:r>
+      <w:r>
+        <w:rPr>
+          <w:rFonts w:ascii="Malgun Gothic" w:hAnsi="Malgun Gothic" w:eastAsia="Malgun Gothic" w:cs="Malgun Gothic"/>
+        </w:rPr>
+        <w:t xml:space="preserve"> 상자에 진행률·현재 섹션·남은 시간이 표시됩니다.</w:t>
       </w:r>
     </w:p>
     <w:p>
@@ -4560,7 +5202,7 @@
         <w:rPr>
           <w:rFonts w:ascii="Malgun Gothic" w:hAnsi="Malgun Gothic" w:eastAsia="Malgun Gothic" w:cs="Malgun Gothic"/>
         </w:rPr>
-        <w:t>: ffmpeg, espeak-ng, 음성 모델 상태를 다시 점검하고 모델을 내려받거나 가져옵니다.</w:t>
+        <w:t>: ffmpeg, espeak-ng, 음성 모델 상태를 다시 점검하고 모델을 내려받거나 가져옵니다. 점검은 단계별 진행 표시와 함께 진행되며, 그동안 프로그램이 멈추지 않습니다.</w:t>
       </w:r>
     </w:p>
     <w:p>
@@ -5808,7 +6450,7 @@
           <w:b/>
           <w:color w:val="1F3A5F"/>
         </w:rPr>
-        <w:t>Q. 상태 줄에 "초기 설정 필요" 또는 "엔진 준비 안 됨"이 떠요.</w:t>
+        <w:t>Q. 진행 상황 상자에 "초기 설정 필요"가 떠요.</w:t>
       </w:r>
     </w:p>
     <w:p>
@@ -5834,6 +6476,58 @@
           <w:rFonts w:ascii="Malgun Gothic" w:hAnsi="Malgun Gothic" w:eastAsia="Malgun Gothic" w:cs="Malgun Gothic"/>
         </w:rPr>
         <w:t>에서 모델을 내려받으세요.</w:t>
+      </w:r>
+    </w:p>
+    <w:p>
+      <w:pPr>
+        <w:keepNext/>
+        <w:spacing w:after="20"/>
+      </w:pPr>
+      <w:r>
+        <w:rPr>
+          <w:rFonts w:ascii="Malgun Gothic" w:hAnsi="Malgun Gothic" w:eastAsia="Malgun Gothic" w:cs="Malgun Gothic"/>
+          <w:b/>
+          <w:color w:val="1F3A5F"/>
+        </w:rPr>
+        <w:t>Q. 프로그램을 켜면 준비 상태 확인 창이 한참 떠 있어요.</w:t>
+      </w:r>
+    </w:p>
+    <w:p>
+      <w:pPr>
+        <w:spacing w:after="120"/>
+        <w:ind w:left="283"/>
+      </w:pPr>
+      <w:r>
+        <w:rPr>
+          <w:rFonts w:ascii="Malgun Gothic" w:hAnsi="Malgun Gothic" w:eastAsia="Malgun Gothic" w:cs="Malgun Gothic"/>
+        </w:rPr>
+        <w:t>A. 처음 실행할 때 음성 엔진을 불러오는 중입니다. 30초~1분 기다리면 저절로 닫힙니다.</w:t>
+      </w:r>
+    </w:p>
+    <w:p>
+      <w:pPr>
+        <w:keepNext/>
+        <w:spacing w:after="20"/>
+      </w:pPr>
+      <w:r>
+        <w:rPr>
+          <w:rFonts w:ascii="Malgun Gothic" w:hAnsi="Malgun Gothic" w:eastAsia="Malgun Gothic" w:cs="Malgun Gothic"/>
+          <w:b/>
+          <w:color w:val="1F3A5F"/>
+        </w:rPr>
+        <w:t>Q. 생성 버튼을 눌렀는데 한동안 진행률이 0%예요.</w:t>
+      </w:r>
+    </w:p>
+    <w:p>
+      <w:pPr>
+        <w:spacing w:after="120"/>
+        <w:ind w:left="283"/>
+      </w:pPr>
+      <w:r>
+        <w:rPr>
+          <w:rFonts w:ascii="Malgun Gothic" w:hAnsi="Malgun Gothic" w:eastAsia="Malgun Gothic" w:cs="Malgun Gothic"/>
+        </w:rPr>
+        <w:t>A. 처음 생성할 때는 음성 모델을 불러옵니다. 진행 상황 상자에 "불러오는 중"이 보이면 정상입니다.</w:t>
       </w:r>
     </w:p>
     <w:p>
